--- a/docs/manuals/RADAR-开发管理操作手册.docx
+++ b/docs/manuals/RADAR-开发管理操作手册.docx
@@ -602,77 +602,72 @@
     </w:p>
     <w:p>
       <w:pPr>
-        <w:pStyle w:val="ListNumber"/>
-        <w:spacing w:after="80"/>
-        <w:ind w:left="360" w:hanging="72"/>
+        <w:spacing w:after="80" w:line="276" w:lineRule="auto"/>
+        <w:ind w:left="259" w:hanging="259"/>
       </w:pPr>
       <w:r>
         <w:rPr>
-          <w:rFonts w:ascii="Arial Unicode MS" w:hAnsi="Arial Unicode MS" w:eastAsia="Arial Unicode MS" w:cs="Arial Unicode MS"/>
+          <w:rFonts w:ascii="PingFang SC" w:hAnsi="PingFang SC" w:eastAsia="PingFang SC" w:cs="PingFang SC"/>
           <w:color w:val="222B36"/>
-          <w:sz w:val="21"/>
+          <w:sz w:val="20"/>
         </w:rPr>
-        <w:t>打开系统访问地址，进入登录页。</w:t>
+        <w:t>1. 打开系统访问地址，进入登录页。</w:t>
       </w:r>
     </w:p>
     <w:p>
       <w:pPr>
-        <w:pStyle w:val="ListNumber"/>
-        <w:spacing w:after="80"/>
-        <w:ind w:left="360" w:hanging="72"/>
+        <w:spacing w:after="80" w:line="276" w:lineRule="auto"/>
+        <w:ind w:left="259" w:hanging="259"/>
       </w:pPr>
       <w:r>
         <w:rPr>
-          <w:rFonts w:ascii="Arial Unicode MS" w:hAnsi="Arial Unicode MS" w:eastAsia="Arial Unicode MS" w:cs="Arial Unicode MS"/>
+          <w:rFonts w:ascii="PingFang SC" w:hAnsi="PingFang SC" w:eastAsia="PingFang SC" w:cs="PingFang SC"/>
           <w:color w:val="222B36"/>
-          <w:sz w:val="21"/>
+          <w:sz w:val="20"/>
         </w:rPr>
-        <w:t>输入管理员分配的登录名或手机号、密码，点击登录。</w:t>
+        <w:t>2. 输入管理员分配的登录名或手机号、密码，点击登录。</w:t>
       </w:r>
     </w:p>
     <w:p>
       <w:pPr>
-        <w:pStyle w:val="ListNumber"/>
-        <w:spacing w:after="80"/>
-        <w:ind w:left="360" w:hanging="72"/>
+        <w:spacing w:after="80" w:line="276" w:lineRule="auto"/>
+        <w:ind w:left="259" w:hanging="259"/>
       </w:pPr>
       <w:r>
         <w:rPr>
-          <w:rFonts w:ascii="Arial Unicode MS" w:hAnsi="Arial Unicode MS" w:eastAsia="Arial Unicode MS" w:cs="Arial Unicode MS"/>
+          <w:rFonts w:ascii="PingFang SC" w:hAnsi="PingFang SC" w:eastAsia="PingFang SC" w:cs="PingFang SC"/>
           <w:color w:val="222B36"/>
-          <w:sz w:val="21"/>
+          <w:sz w:val="20"/>
         </w:rPr>
-        <w:t>登录后确认左下角用户信息显示为本人，并确认当前角色具备对应菜单权限。</w:t>
+        <w:t>3. 登录后确认左下角用户信息显示为本人，并确认当前角色具备对应菜单权限。</w:t>
       </w:r>
     </w:p>
     <w:p>
       <w:pPr>
-        <w:pStyle w:val="ListNumber"/>
-        <w:spacing w:after="80"/>
-        <w:ind w:left="360" w:hanging="72"/>
+        <w:spacing w:after="80" w:line="276" w:lineRule="auto"/>
+        <w:ind w:left="259" w:hanging="259"/>
       </w:pPr>
       <w:r>
         <w:rPr>
-          <w:rFonts w:ascii="Arial Unicode MS" w:hAnsi="Arial Unicode MS" w:eastAsia="Arial Unicode MS" w:cs="Arial Unicode MS"/>
+          <w:rFonts w:ascii="PingFang SC" w:hAnsi="PingFang SC" w:eastAsia="PingFang SC" w:cs="PingFang SC"/>
           <w:color w:val="222B36"/>
-          <w:sz w:val="21"/>
+          <w:sz w:val="20"/>
         </w:rPr>
-        <w:t>在左侧菜单点击“开发管理”，进入列表页面。</w:t>
+        <w:t>4. 在左侧菜单点击“开发管理”，进入列表页面。</w:t>
       </w:r>
     </w:p>
     <w:p>
       <w:pPr>
-        <w:pStyle w:val="ListNumber"/>
-        <w:spacing w:after="80"/>
-        <w:ind w:left="360" w:hanging="72"/>
+        <w:spacing w:after="80" w:line="276" w:lineRule="auto"/>
+        <w:ind w:left="259" w:hanging="259"/>
       </w:pPr>
       <w:r>
         <w:rPr>
-          <w:rFonts w:ascii="Arial Unicode MS" w:hAnsi="Arial Unicode MS" w:eastAsia="Arial Unicode MS" w:cs="Arial Unicode MS"/>
+          <w:rFonts w:ascii="PingFang SC" w:hAnsi="PingFang SC" w:eastAsia="PingFang SC" w:cs="PingFang SC"/>
           <w:color w:val="222B36"/>
-          <w:sz w:val="21"/>
+          <w:sz w:val="20"/>
         </w:rPr>
-        <w:t>确认顶部投产点选择范围正确；若需要跨投产点查询，可切换为“所有投产点”。</w:t>
+        <w:t>5. 确认顶部投产点选择范围正确；若需要跨投产点查询，可切换为“所有投产点”。</w:t>
       </w:r>
     </w:p>
     <w:p>
@@ -857,77 +852,72 @@
     </w:p>
     <w:p>
       <w:pPr>
-        <w:pStyle w:val="ListNumber"/>
-        <w:spacing w:after="80"/>
-        <w:ind w:left="360" w:hanging="72"/>
+        <w:spacing w:after="80" w:line="276" w:lineRule="auto"/>
+        <w:ind w:left="259" w:hanging="259"/>
       </w:pPr>
       <w:r>
         <w:rPr>
-          <w:rFonts w:ascii="Arial Unicode MS" w:hAnsi="Arial Unicode MS" w:eastAsia="Arial Unicode MS" w:cs="Arial Unicode MS"/>
+          <w:rFonts w:ascii="PingFang SC" w:hAnsi="PingFang SC" w:eastAsia="PingFang SC" w:cs="PingFang SC"/>
           <w:color w:val="222B36"/>
-          <w:sz w:val="21"/>
+          <w:sz w:val="20"/>
         </w:rPr>
-        <w:t>点击“开发承接”。</w:t>
+        <w:t>1. 点击“开发承接”。</w:t>
       </w:r>
     </w:p>
     <w:p>
       <w:pPr>
-        <w:pStyle w:val="ListNumber"/>
-        <w:spacing w:after="80"/>
-        <w:ind w:left="360" w:hanging="72"/>
+        <w:spacing w:after="80" w:line="276" w:lineRule="auto"/>
+        <w:ind w:left="259" w:hanging="259"/>
       </w:pPr>
       <w:r>
         <w:rPr>
-          <w:rFonts w:ascii="Arial Unicode MS" w:hAnsi="Arial Unicode MS" w:eastAsia="Arial Unicode MS" w:cs="Arial Unicode MS"/>
+          <w:rFonts w:ascii="PingFang SC" w:hAnsi="PingFang SC" w:eastAsia="PingFang SC" w:cs="PingFang SC"/>
           <w:color w:val="222B36"/>
-          <w:sz w:val="21"/>
+          <w:sz w:val="20"/>
         </w:rPr>
-        <w:t>在“选择需求/工单”区域按投产点、编号、标题或主责系统检索。</w:t>
+        <w:t>2. 在“选择需求/工单”区域按投产点、编号、标题或主责系统检索。</w:t>
       </w:r>
     </w:p>
     <w:p>
       <w:pPr>
-        <w:pStyle w:val="ListNumber"/>
-        <w:spacing w:after="80"/>
-        <w:ind w:left="360" w:hanging="72"/>
+        <w:spacing w:after="80" w:line="276" w:lineRule="auto"/>
+        <w:ind w:left="259" w:hanging="259"/>
       </w:pPr>
       <w:r>
         <w:rPr>
-          <w:rFonts w:ascii="Arial Unicode MS" w:hAnsi="Arial Unicode MS" w:eastAsia="Arial Unicode MS" w:cs="Arial Unicode MS"/>
+          <w:rFonts w:ascii="PingFang SC" w:hAnsi="PingFang SC" w:eastAsia="PingFang SC" w:cs="PingFang SC"/>
           <w:color w:val="222B36"/>
-          <w:sz w:val="21"/>
+          <w:sz w:val="20"/>
         </w:rPr>
-        <w:t>选择一条需求或工单后，系统加载各系统对应的开发任务预览。</w:t>
+        <w:t>3. 选择一条需求或工单后，系统加载各系统对应的开发任务预览。</w:t>
       </w:r>
     </w:p>
     <w:p>
       <w:pPr>
-        <w:pStyle w:val="ListNumber"/>
-        <w:spacing w:after="80"/>
-        <w:ind w:left="360" w:hanging="72"/>
+        <w:spacing w:after="80" w:line="276" w:lineRule="auto"/>
+        <w:ind w:left="259" w:hanging="259"/>
       </w:pPr>
       <w:r>
         <w:rPr>
-          <w:rFonts w:ascii="Arial Unicode MS" w:hAnsi="Arial Unicode MS" w:eastAsia="Arial Unicode MS" w:cs="Arial Unicode MS"/>
+          <w:rFonts w:ascii="PingFang SC" w:hAnsi="PingFang SC" w:eastAsia="PingFang SC" w:cs="PingFang SC"/>
           <w:color w:val="222B36"/>
-          <w:sz w:val="21"/>
+          <w:sz w:val="20"/>
         </w:rPr>
-        <w:t>勾选需要新建的系统任务；已存在任务的系统会提示已存在并默认不可重复创建。</w:t>
+        <w:t>4. 勾选需要新建的系统任务；已存在任务的系统会提示已存在并默认不可重复创建。</w:t>
       </w:r>
     </w:p>
     <w:p>
       <w:pPr>
-        <w:pStyle w:val="ListNumber"/>
-        <w:spacing w:after="80"/>
-        <w:ind w:left="360" w:hanging="72"/>
+        <w:spacing w:after="80" w:line="276" w:lineRule="auto"/>
+        <w:ind w:left="259" w:hanging="259"/>
       </w:pPr>
       <w:r>
         <w:rPr>
-          <w:rFonts w:ascii="Arial Unicode MS" w:hAnsi="Arial Unicode MS" w:eastAsia="Arial Unicode MS" w:cs="Arial Unicode MS"/>
+          <w:rFonts w:ascii="PingFang SC" w:hAnsi="PingFang SC" w:eastAsia="PingFang SC" w:cs="PingFang SC"/>
           <w:color w:val="222B36"/>
-          <w:sz w:val="21"/>
+          <w:sz w:val="20"/>
         </w:rPr>
-        <w:t>点击“承接”，系统按系统角色生成开发任务并刷新列表。</w:t>
+        <w:t>5. 点击“承接”，系统按系统角色生成开发任务并刷新列表。</w:t>
       </w:r>
     </w:p>
     <w:p>
@@ -1596,47 +1586,44 @@
     </w:p>
     <w:p>
       <w:pPr>
-        <w:pStyle w:val="ListBullet"/>
-        <w:spacing w:after="80"/>
-        <w:ind w:left="360"/>
+        <w:spacing w:after="80" w:line="276" w:lineRule="auto"/>
+        <w:ind w:left="259" w:hanging="259"/>
       </w:pPr>
       <w:r>
         <w:rPr>
-          <w:rFonts w:ascii="Arial Unicode MS" w:hAnsi="Arial Unicode MS" w:eastAsia="Arial Unicode MS" w:cs="Arial Unicode MS"/>
+          <w:rFonts w:ascii="PingFang SC" w:hAnsi="PingFang SC" w:eastAsia="PingFang SC" w:cs="PingFang SC"/>
           <w:color w:val="222B36"/>
-          <w:sz w:val="21"/>
+          <w:sz w:val="20"/>
         </w:rPr>
-        <w:t>“填写影响性分析”用于结构化登记影响点，保存后详情页会显示已填写条数。</w:t>
+        <w:t>1. “填写影响性分析”用于结构化登记影响点，保存后详情页会显示已填写条数。</w:t>
       </w:r>
     </w:p>
     <w:p>
       <w:pPr>
-        <w:pStyle w:val="ListBullet"/>
-        <w:spacing w:after="80"/>
-        <w:ind w:left="360"/>
+        <w:spacing w:after="80" w:line="276" w:lineRule="auto"/>
+        <w:ind w:left="259" w:hanging="259"/>
       </w:pPr>
       <w:r>
         <w:rPr>
-          <w:rFonts w:ascii="Arial Unicode MS" w:hAnsi="Arial Unicode MS" w:eastAsia="Arial Unicode MS" w:cs="Arial Unicode MS"/>
+          <w:rFonts w:ascii="PingFang SC" w:hAnsi="PingFang SC" w:eastAsia="PingFang SC" w:cs="PingFang SC"/>
           <w:color w:val="222B36"/>
-          <w:sz w:val="21"/>
+          <w:sz w:val="20"/>
         </w:rPr>
-        <w:t>概要设计、详细设计、代码走查、单元测试报告等附件根据状态规则显示和校验。</w:t>
+        <w:t>2. 概要设计、详细设计、代码走查、单元测试报告等附件根据状态规则显示和校验。</w:t>
       </w:r>
     </w:p>
     <w:p>
       <w:pPr>
-        <w:pStyle w:val="ListBullet"/>
-        <w:spacing w:after="80"/>
-        <w:ind w:left="360"/>
+        <w:spacing w:after="80" w:line="276" w:lineRule="auto"/>
+        <w:ind w:left="259" w:hanging="259"/>
       </w:pPr>
       <w:r>
         <w:rPr>
-          <w:rFonts w:ascii="Arial Unicode MS" w:hAnsi="Arial Unicode MS" w:eastAsia="Arial Unicode MS" w:cs="Arial Unicode MS"/>
+          <w:rFonts w:ascii="PingFang SC" w:hAnsi="PingFang SC" w:eastAsia="PingFang SC" w:cs="PingFang SC"/>
           <w:color w:val="222B36"/>
-          <w:sz w:val="21"/>
+          <w:sz w:val="20"/>
         </w:rPr>
-        <w:t>近期系统新增“编码检查表”和“技术方案确认单”模板下载入口，可在对应附件标题右侧点击下载图标。</w:t>
+        <w:t>3. 近期系统新增“编码检查表”和“技术方案确认单”模板下载入口，可在对应附件标题右侧点击下载图标。</w:t>
       </w:r>
     </w:p>
     <w:p>
@@ -1747,47 +1734,44 @@
     </w:p>
     <w:p>
       <w:pPr>
-        <w:pStyle w:val="ListBullet"/>
-        <w:spacing w:after="80"/>
-        <w:ind w:left="360"/>
+        <w:spacing w:after="80" w:line="276" w:lineRule="auto"/>
+        <w:ind w:left="259" w:hanging="259"/>
       </w:pPr>
       <w:r>
         <w:rPr>
-          <w:rFonts w:ascii="Arial Unicode MS" w:hAnsi="Arial Unicode MS" w:eastAsia="Arial Unicode MS" w:cs="Arial Unicode MS"/>
+          <w:rFonts w:ascii="PingFang SC" w:hAnsi="PingFang SC" w:eastAsia="PingFang SC" w:cs="PingFang SC"/>
           <w:color w:val="222B36"/>
-          <w:sz w:val="21"/>
+          <w:sz w:val="20"/>
         </w:rPr>
-        <w:t>删除开发任务前需确认不会影响测试任务和投产审批资料。</w:t>
+        <w:t>1. 删除开发任务前需确认不会影响测试任务和投产审批资料。</w:t>
       </w:r>
     </w:p>
     <w:p>
       <w:pPr>
-        <w:pStyle w:val="ListBullet"/>
-        <w:spacing w:after="80"/>
-        <w:ind w:left="360"/>
+        <w:spacing w:after="80" w:line="276" w:lineRule="auto"/>
+        <w:ind w:left="259" w:hanging="259"/>
       </w:pPr>
       <w:r>
         <w:rPr>
-          <w:rFonts w:ascii="Arial Unicode MS" w:hAnsi="Arial Unicode MS" w:eastAsia="Arial Unicode MS" w:cs="Arial Unicode MS"/>
+          <w:rFonts w:ascii="PingFang SC" w:hAnsi="PingFang SC" w:eastAsia="PingFang SC" w:cs="PingFang SC"/>
           <w:color w:val="222B36"/>
-          <w:sz w:val="21"/>
+          <w:sz w:val="20"/>
         </w:rPr>
-        <w:t>若承接预览显示任务已存在，应优先编辑既有任务，不重复承接。</w:t>
+        <w:t>2. 若承接预览显示任务已存在，应优先编辑既有任务，不重复承接。</w:t>
       </w:r>
     </w:p>
     <w:p>
       <w:pPr>
-        <w:pStyle w:val="ListBullet"/>
-        <w:spacing w:after="80"/>
-        <w:ind w:left="360"/>
+        <w:spacing w:after="80" w:line="276" w:lineRule="auto"/>
+        <w:ind w:left="259" w:hanging="259"/>
       </w:pPr>
       <w:r>
         <w:rPr>
-          <w:rFonts w:ascii="Arial Unicode MS" w:hAnsi="Arial Unicode MS" w:eastAsia="Arial Unicode MS" w:cs="Arial Unicode MS"/>
+          <w:rFonts w:ascii="PingFang SC" w:hAnsi="PingFang SC" w:eastAsia="PingFang SC" w:cs="PingFang SC"/>
           <w:color w:val="222B36"/>
-          <w:sz w:val="21"/>
+          <w:sz w:val="20"/>
         </w:rPr>
-        <w:t>模板下载失败时先确认当前任务已保存并拥有开发编辑权限。</w:t>
+        <w:t>3. 模板下载失败时先确认当前任务已保存并拥有开发编辑权限。</w:t>
       </w:r>
     </w:p>
     <w:p>
@@ -1808,62 +1792,58 @@
     </w:p>
     <w:p>
       <w:pPr>
-        <w:pStyle w:val="ListBullet"/>
-        <w:spacing w:after="80"/>
-        <w:ind w:left="360"/>
+        <w:spacing w:after="80" w:line="276" w:lineRule="auto"/>
+        <w:ind w:left="259" w:hanging="259"/>
       </w:pPr>
       <w:r>
         <w:rPr>
-          <w:rFonts w:ascii="Arial Unicode MS" w:hAnsi="Arial Unicode MS" w:eastAsia="Arial Unicode MS" w:cs="Arial Unicode MS"/>
+          <w:rFonts w:ascii="PingFang SC" w:hAnsi="PingFang SC" w:eastAsia="PingFang SC" w:cs="PingFang SC"/>
           <w:color w:val="222B36"/>
-          <w:sz w:val="21"/>
+          <w:sz w:val="20"/>
         </w:rPr>
-        <w:t>每天查看本人负责的开发任务和状态。</w:t>
+        <w:t>1. 每天查看本人负责的开发任务和状态。</w:t>
       </w:r>
     </w:p>
     <w:p>
       <w:pPr>
-        <w:pStyle w:val="ListBullet"/>
-        <w:spacing w:after="80"/>
-        <w:ind w:left="360"/>
+        <w:spacing w:after="80" w:line="276" w:lineRule="auto"/>
+        <w:ind w:left="259" w:hanging="259"/>
       </w:pPr>
       <w:r>
         <w:rPr>
-          <w:rFonts w:ascii="Arial Unicode MS" w:hAnsi="Arial Unicode MS" w:eastAsia="Arial Unicode MS" w:cs="Arial Unicode MS"/>
+          <w:rFonts w:ascii="PingFang SC" w:hAnsi="PingFang SC" w:eastAsia="PingFang SC" w:cs="PingFang SC"/>
           <w:color w:val="222B36"/>
-          <w:sz w:val="21"/>
+          <w:sz w:val="20"/>
         </w:rPr>
-        <w:t>承接前确认需求/工单计划投产点和涉及系统。</w:t>
+        <w:t>2. 承接前确认需求/工单计划投产点和涉及系统。</w:t>
       </w:r>
     </w:p>
     <w:p>
       <w:pPr>
-        <w:pStyle w:val="ListBullet"/>
-        <w:spacing w:after="80"/>
-        <w:ind w:left="360"/>
+        <w:spacing w:after="80" w:line="276" w:lineRule="auto"/>
+        <w:ind w:left="259" w:hanging="259"/>
       </w:pPr>
       <w:r>
         <w:rPr>
-          <w:rFonts w:ascii="Arial Unicode MS" w:hAnsi="Arial Unicode MS" w:eastAsia="Arial Unicode MS" w:cs="Arial Unicode MS"/>
+          <w:rFonts w:ascii="PingFang SC" w:hAnsi="PingFang SC" w:eastAsia="PingFang SC" w:cs="PingFang SC"/>
           <w:color w:val="222B36"/>
-          <w:sz w:val="21"/>
+          <w:sz w:val="20"/>
         </w:rPr>
-        <w:t>开发进入终态前补齐排期、影响性分析和阶段附件。</w:t>
+        <w:t>3. 开发进入终态前补齐排期、影响性分析和阶段附件。</w:t>
       </w:r>
     </w:p>
     <w:p>
       <w:pPr>
-        <w:pStyle w:val="ListBullet"/>
-        <w:spacing w:after="80"/>
-        <w:ind w:left="360"/>
+        <w:spacing w:after="80" w:line="276" w:lineRule="auto"/>
+        <w:ind w:left="259" w:hanging="259"/>
       </w:pPr>
       <w:r>
         <w:rPr>
-          <w:rFonts w:ascii="Arial Unicode MS" w:hAnsi="Arial Unicode MS" w:eastAsia="Arial Unicode MS" w:cs="Arial Unicode MS"/>
+          <w:rFonts w:ascii="PingFang SC" w:hAnsi="PingFang SC" w:eastAsia="PingFang SC" w:cs="PingFang SC"/>
           <w:color w:val="222B36"/>
-          <w:sz w:val="21"/>
+          <w:sz w:val="20"/>
         </w:rPr>
-        <w:t>导出清单前设置正确筛选条件。</w:t>
+        <w:t>4. 导出清单前设置正确筛选条件。</w:t>
       </w:r>
     </w:p>
     <w:sectPr>
